--- a/docs/v2/cmd_furnizor_RO.docx
+++ b/docs/v2/cmd_furnizor_RO.docx
@@ -1625,7 +1625,7 @@
                 <w:sz w:val="19"/>
                 <w:szCs w:val="19"/>
               </w:rPr>
-              <w:t xml:space="preserve">&lt;w:tab w:val="left" w:pos="528"/&gt;&lt;w:tab w:val="right" w:pos="4785"/&gt;&lt;/w:tabs&gt;&lt;w:spacing w:line="259" w:lineRule="auto"/&gt;&lt;w:ind w:left="0" w:firstLine="0"/&gt;&lt;w:jc w:val="left"/&gt;&lt;/w:pPr&gt;&lt;w:r&gt;&lt;w:rPr&gt;&lt;w:sz w:val="19"/&gt;&lt;w:szCs w:val="19"/&gt;&lt;/w:rPr&gt;&lt;w:t xml:space="preserve"&gt; {transport_type}&lt;w:t xml:space="preserve"&gt; </w:t>
+              <w:t xml:space="preserve"> {transport_type} </w:t>
             </w:r>
           </w:p>
         </w:tc>
@@ -1746,7 +1746,7 @@
                 <w:sz w:val="19"/>
                 <w:szCs w:val="19"/>
               </w:rPr>
-              <w:t xml:space="preserve">&lt;w:tab w:val="left" w:pos="1392"/&gt;&lt;w:tab w:val="right" w:pos="4785"/&gt;&lt;/w:tabs&gt;&lt;w:spacing w:line="259" w:lineRule="auto"/&gt;&lt;w:ind w:left="0" w:firstLine="0"/&gt;&lt;w:jc w:val="left"/&gt;&lt;/w:pPr&gt;&lt;w:r&gt;&lt;w:rPr&gt;&lt;w:sz w:val="19"/&gt;&lt;w:szCs w:val="19"/&gt;&lt;/w:rPr&gt;&lt;w:t xml:space="preserve"&gt; {truck_load}&lt;w:t xml:space="preserve"&gt; </w:t>
+              <w:t xml:space="preserve"> {truck_load} </w:t>
             </w:r>
           </w:p>
         </w:tc>
@@ -1893,7 +1893,9 @@
                 <w:szCs w:val="19"/>
                 <w:lang w:val="en-US"/>
               </w:rPr>
-              <w:t xml:space="preserve"> {extra_clauses_text}</w:t>
+              <w:t xml:space="preserve"> {extra_clauses_text}{#has_accessorials}
+{L.accessorials}: {#accessorials}{label} · {/accessorials}{/has_accessorials}{#has_insurance}
+{L.insurance}: {insurance_value}{#insurance_premium} (primă {insurance_premium}){/insurance_premium}{/has_insurance}</w:t>
             </w:r>
           </w:p>
         </w:tc>
@@ -1987,7 +1989,7 @@
                 <w:sz w:val="19"/>
                 <w:szCs w:val="19"/>
               </w:rPr>
-              <w:t xml:space="preserve">&lt;w:tab w:val="left" w:pos="1260"/&gt;&lt;w:tab w:val="right" w:pos="4785"/&gt;&lt;/w:tabs&gt;&lt;w:spacing w:line="259" w:lineRule="auto"/&gt;&lt;w:ind w:left="0" w:firstLine="0"/&gt;&lt;w:jc w:val="left"/&gt;&lt;/w:pPr&gt;&lt;w:r&gt;&lt;w:rPr&gt;&lt;w:sz w:val="19"/&gt;&lt;w:szCs w:val="19"/&gt;&lt;/w:rPr&gt;&lt;w:t xml:space="preserve"&gt; {truck_plate}&lt;w:t xml:space="preserve"&gt; </w:t>
+              <w:t xml:space="preserve"> {truck_plate} </w:t>
             </w:r>
           </w:p>
         </w:tc>
